--- a/examples/sales-contract/output.docx
+++ b/examples/sales-contract/output.docx
@@ -23,7 +23,7 @@
     <w:p>
       <w:pPr>
         <w:pStyle w:val="Heading1"/>
-        <w:spacing w:after="60" w:line="462" w:lineRule="atLeast"/>
+        <w:spacing w:after="60" w:before="165" w:line="462" w:lineRule="atLeast"/>
         <w:jc w:val="center"/>
         <w:textAlignment w:val="center"/>
       </w:pPr>
@@ -66,7 +66,6 @@
       <w:r>
         <w:rPr>
           <w:rFonts w:ascii="Georgia" w:cs="Georgia" w:eastAsia="Georgia" w:hAnsi="Georgia"/>
-          <w:color w:val="111111"/>
           <w:sz w:val="21"/>
           <w:szCs w:val="21"/>
         </w:rPr>
@@ -77,7 +76,6 @@
           <w:rFonts w:ascii="Georgia" w:cs="Georgia" w:eastAsia="Georgia" w:hAnsi="Georgia"/>
           <w:b/>
           <w:bCs/>
-          <w:color w:val="111111"/>
           <w:sz w:val="21"/>
           <w:szCs w:val="21"/>
         </w:rPr>
@@ -86,7 +84,6 @@
       <w:r>
         <w:rPr>
           <w:rFonts w:ascii="Georgia" w:cs="Georgia" w:eastAsia="Georgia" w:hAnsi="Georgia"/>
-          <w:color w:val="111111"/>
           <w:sz w:val="21"/>
           <w:szCs w:val="21"/>
         </w:rPr>
@@ -95,7 +92,6 @@
       <w:r>
         <w:rPr>
           <w:rFonts w:ascii="Georgia" w:cs="Georgia" w:eastAsia="Georgia" w:hAnsi="Georgia"/>
-          <w:color w:val="111111"/>
           <w:sz w:val="21"/>
           <w:szCs w:val="21"/>
         </w:rPr>
@@ -106,7 +102,6 @@
           <w:rFonts w:ascii="Georgia" w:cs="Georgia" w:eastAsia="Georgia" w:hAnsi="Georgia"/>
           <w:b/>
           <w:bCs/>
-          <w:color w:val="111111"/>
           <w:sz w:val="21"/>
           <w:szCs w:val="21"/>
         </w:rPr>
@@ -115,7 +110,6 @@
       <w:r>
         <w:rPr>
           <w:rFonts w:ascii="Georgia" w:cs="Georgia" w:eastAsia="Georgia" w:hAnsi="Georgia"/>
-          <w:color w:val="111111"/>
           <w:sz w:val="21"/>
           <w:szCs w:val="21"/>
         </w:rPr>
@@ -124,7 +118,6 @@
       <w:r>
         <w:rPr>
           <w:rFonts w:ascii="Georgia" w:cs="Georgia" w:eastAsia="Georgia" w:hAnsi="Georgia"/>
-          <w:color w:val="111111"/>
           <w:sz w:val="21"/>
           <w:szCs w:val="21"/>
         </w:rPr>
@@ -157,7 +150,6 @@
       <w:r>
         <w:rPr>
           <w:rFonts w:ascii="Georgia" w:cs="Georgia" w:eastAsia="Georgia" w:hAnsi="Georgia"/>
-          <w:color w:val="111111"/>
           <w:sz w:val="21"/>
           <w:szCs w:val="21"/>
         </w:rPr>
@@ -168,7 +160,6 @@
           <w:rFonts w:ascii="Georgia" w:cs="Georgia" w:eastAsia="Georgia" w:hAnsi="Georgia"/>
           <w:b/>
           <w:bCs/>
-          <w:color w:val="111111"/>
           <w:sz w:val="21"/>
           <w:szCs w:val="21"/>
         </w:rPr>
@@ -177,7 +168,6 @@
       <w:r>
         <w:rPr>
           <w:rFonts w:ascii="Georgia" w:cs="Georgia" w:eastAsia="Georgia" w:hAnsi="Georgia"/>
-          <w:color w:val="111111"/>
           <w:sz w:val="21"/>
           <w:szCs w:val="21"/>
         </w:rPr>
@@ -186,7 +176,6 @@
       <w:r>
         <w:rPr>
           <w:rFonts w:ascii="Georgia" w:cs="Georgia" w:eastAsia="Georgia" w:hAnsi="Georgia"/>
-          <w:color w:val="111111"/>
           <w:sz w:val="21"/>
           <w:szCs w:val="21"/>
         </w:rPr>
@@ -305,7 +294,6 @@
             <w:r>
               <w:rPr>
                 <w:rFonts w:ascii="Georgia" w:cs="Georgia" w:eastAsia="Georgia" w:hAnsi="Georgia"/>
-                <w:color w:val="111111"/>
                 <w:sz w:val="20"/>
                 <w:szCs w:val="20"/>
               </w:rPr>
@@ -331,7 +319,6 @@
             <w:r>
               <w:rPr>
                 <w:rFonts w:ascii="Georgia" w:cs="Georgia" w:eastAsia="Georgia" w:hAnsi="Georgia"/>
-                <w:color w:val="111111"/>
                 <w:sz w:val="20"/>
                 <w:szCs w:val="20"/>
               </w:rPr>
@@ -358,7 +345,6 @@
             <w:r>
               <w:rPr>
                 <w:rFonts w:ascii="Georgia" w:cs="Georgia" w:eastAsia="Georgia" w:hAnsi="Georgia"/>
-                <w:color w:val="111111"/>
                 <w:sz w:val="20"/>
                 <w:szCs w:val="20"/>
               </w:rPr>
@@ -384,7 +370,6 @@
             <w:r>
               <w:rPr>
                 <w:rFonts w:ascii="Georgia" w:cs="Georgia" w:eastAsia="Georgia" w:hAnsi="Georgia"/>
-                <w:color w:val="111111"/>
                 <w:sz w:val="20"/>
                 <w:szCs w:val="20"/>
               </w:rPr>
@@ -414,7 +399,6 @@
                 <w:rFonts w:ascii="Georgia" w:cs="Georgia" w:eastAsia="Georgia" w:hAnsi="Georgia"/>
                 <w:b/>
                 <w:bCs/>
-                <w:color w:val="111111"/>
                 <w:sz w:val="20"/>
                 <w:szCs w:val="20"/>
               </w:rPr>
@@ -443,7 +427,6 @@
                 <w:rFonts w:ascii="Georgia" w:cs="Georgia" w:eastAsia="Georgia" w:hAnsi="Georgia"/>
                 <w:b/>
                 <w:bCs/>
-                <w:color w:val="111111"/>
                 <w:sz w:val="20"/>
                 <w:szCs w:val="20"/>
               </w:rPr>
@@ -473,7 +456,6 @@
       <w:r>
         <w:rPr>
           <w:rFonts w:ascii="Georgia" w:cs="Georgia" w:eastAsia="Georgia" w:hAnsi="Georgia"/>
-          <w:color w:val="111111"/>
           <w:sz w:val="21"/>
           <w:szCs w:val="21"/>
         </w:rPr>
@@ -484,7 +466,6 @@
           <w:rFonts w:ascii="Georgia" w:cs="Georgia" w:eastAsia="Georgia" w:hAnsi="Georgia"/>
           <w:b/>
           <w:bCs/>
-          <w:color w:val="111111"/>
           <w:sz w:val="21"/>
           <w:szCs w:val="21"/>
         </w:rPr>
@@ -493,7 +474,6 @@
       <w:r>
         <w:rPr>
           <w:rFonts w:ascii="Georgia" w:cs="Georgia" w:eastAsia="Georgia" w:hAnsi="Georgia"/>
-          <w:color w:val="111111"/>
           <w:sz w:val="21"/>
           <w:szCs w:val="21"/>
         </w:rPr>
@@ -526,7 +506,6 @@
       <w:r>
         <w:rPr>
           <w:rFonts w:ascii="Georgia" w:cs="Georgia" w:eastAsia="Georgia" w:hAnsi="Georgia"/>
-          <w:color w:val="111111"/>
           <w:sz w:val="21"/>
           <w:szCs w:val="21"/>
         </w:rPr>
@@ -537,7 +516,6 @@
           <w:rFonts w:ascii="Georgia" w:cs="Georgia" w:eastAsia="Georgia" w:hAnsi="Georgia"/>
           <w:b/>
           <w:bCs/>
-          <w:color w:val="111111"/>
           <w:sz w:val="21"/>
           <w:szCs w:val="21"/>
         </w:rPr>
@@ -546,7 +524,6 @@
       <w:r>
         <w:rPr>
           <w:rFonts w:ascii="Georgia" w:cs="Georgia" w:eastAsia="Georgia" w:hAnsi="Georgia"/>
-          <w:color w:val="111111"/>
           <w:sz w:val="21"/>
           <w:szCs w:val="21"/>
         </w:rPr>
@@ -557,7 +534,6 @@
           <w:rFonts w:ascii="Georgia" w:cs="Georgia" w:eastAsia="Georgia" w:hAnsi="Georgia"/>
           <w:b/>
           <w:bCs/>
-          <w:color w:val="111111"/>
           <w:sz w:val="21"/>
           <w:szCs w:val="21"/>
         </w:rPr>
@@ -566,7 +542,6 @@
       <w:r>
         <w:rPr>
           <w:rFonts w:ascii="Georgia" w:cs="Georgia" w:eastAsia="Georgia" w:hAnsi="Georgia"/>
-          <w:color w:val="111111"/>
           <w:sz w:val="21"/>
           <w:szCs w:val="21"/>
         </w:rPr>
@@ -575,7 +550,6 @@
       <w:r>
         <w:rPr>
           <w:rFonts w:ascii="Georgia" w:cs="Georgia" w:eastAsia="Georgia" w:hAnsi="Georgia"/>
-          <w:color w:val="111111"/>
           <w:sz w:val="21"/>
           <w:szCs w:val="21"/>
         </w:rPr>
@@ -608,7 +582,6 @@
       <w:r>
         <w:rPr>
           <w:rFonts w:ascii="Georgia" w:cs="Georgia" w:eastAsia="Georgia" w:hAnsi="Georgia"/>
-          <w:color w:val="111111"/>
           <w:sz w:val="21"/>
           <w:szCs w:val="21"/>
         </w:rPr>
@@ -641,7 +614,6 @@
       <w:r>
         <w:rPr>
           <w:rFonts w:ascii="Georgia" w:cs="Georgia" w:eastAsia="Georgia" w:hAnsi="Georgia"/>
-          <w:color w:val="111111"/>
           <w:sz w:val="21"/>
           <w:szCs w:val="21"/>
         </w:rPr>
@@ -652,7 +624,6 @@
           <w:rFonts w:ascii="Georgia" w:cs="Georgia" w:eastAsia="Georgia" w:hAnsi="Georgia"/>
           <w:b/>
           <w:bCs/>
-          <w:color w:val="111111"/>
           <w:sz w:val="21"/>
           <w:szCs w:val="21"/>
         </w:rPr>
@@ -661,7 +632,6 @@
       <w:r>
         <w:rPr>
           <w:rFonts w:ascii="Georgia" w:cs="Georgia" w:eastAsia="Georgia" w:hAnsi="Georgia"/>
-          <w:color w:val="111111"/>
           <w:sz w:val="21"/>
           <w:szCs w:val="21"/>
         </w:rPr>
@@ -670,7 +640,6 @@
       <w:r>
         <w:rPr>
           <w:rFonts w:ascii="Georgia" w:cs="Georgia" w:eastAsia="Georgia" w:hAnsi="Georgia"/>
-          <w:color w:val="111111"/>
           <w:sz w:val="21"/>
           <w:szCs w:val="21"/>
         </w:rPr>
@@ -714,6 +683,12 @@
             <w:tcBorders>
               <w:top w:val="single" w:color="1c1917" w:sz="6"/>
             </w:tcBorders>
+            <w:tcMar>
+              <w:top w:type="dxa" w:w="600"/>
+              <w:left w:type="dxa" w:w="0"/>
+              <w:bottom w:type="dxa" w:w="0"/>
+              <w:right w:type="dxa" w:w="0"/>
+            </w:tcMar>
           </w:tcPr>
           <w:p>
             <w:pPr>
@@ -724,7 +699,6 @@
                 <w:rFonts w:ascii="Georgia" w:cs="Georgia" w:eastAsia="Georgia" w:hAnsi="Georgia"/>
                 <w:b/>
                 <w:bCs/>
-                <w:color w:val="111111"/>
                 <w:sz w:val="20"/>
                 <w:szCs w:val="20"/>
               </w:rPr>
@@ -793,6 +767,12 @@
             <w:tcBorders>
               <w:top w:val="single" w:color="1c1917" w:sz="6"/>
             </w:tcBorders>
+            <w:tcMar>
+              <w:top w:type="dxa" w:w="600"/>
+              <w:left w:type="dxa" w:w="0"/>
+              <w:bottom w:type="dxa" w:w="0"/>
+              <w:right w:type="dxa" w:w="0"/>
+            </w:tcMar>
           </w:tcPr>
           <w:p>
             <w:pPr>
@@ -803,7 +783,6 @@
                 <w:rFonts w:ascii="Georgia" w:cs="Georgia" w:eastAsia="Georgia" w:hAnsi="Georgia"/>
                 <w:b/>
                 <w:bCs/>
-                <w:color w:val="111111"/>
                 <w:sz w:val="20"/>
                 <w:szCs w:val="20"/>
               </w:rPr>
